--- a/Задание 5 Santa/ЛР5_Санта_Мавзовин_Пётр_ТКИ341.docx
+++ b/Задание 5 Santa/ЛР5_Санта_Мавзовин_Пётр_ТКИ341.docx
@@ -411,15 +411,7 @@
           <w:sz w:val="28"/>
           <w:szCs w:val="28"/>
         </w:rPr>
-        <w:t>Д</w:t>
-      </w:r>
-      <w:r>
-        <w:rPr>
-          <w:rFonts w:eastAsia="Calibri" w:cs="Times New Roman"/>
-          <w:sz w:val="28"/>
-          <w:szCs w:val="28"/>
-        </w:rPr>
-        <w:t>оцент</w:t>
+        <w:t>Доцент</w:t>
       </w:r>
       <w:r>
         <w:rPr>
@@ -1167,17 +1159,7 @@
           <w:szCs w:val="28"/>
           <w:shd w:val="clear" w:color="auto" w:fill="FFFFFF"/>
         </w:rPr>
-        <w:t xml:space="preserve">Рисунок 1 – </w:t>
-      </w:r>
-      <w:r>
-        <w:rPr>
-          <w:rFonts w:eastAsia="Calibri" w:cs="Times New Roman"/>
-          <w:color w:val="0F1115"/>
-          <w:sz w:val="28"/>
-          <w:szCs w:val="28"/>
-          <w:shd w:val="clear" w:color="auto" w:fill="FFFFFF"/>
-        </w:rPr>
-        <w:t xml:space="preserve">Изначальный запуск файла </w:t>
+        <w:t xml:space="preserve">Рисунок 1 – Изначальный запуск файла </w:t>
       </w:r>
       <w:proofErr w:type="spellStart"/>
       <w:r>
@@ -1395,27 +1377,7 @@
           <w:szCs w:val="28"/>
           <w:shd w:val="clear" w:color="auto" w:fill="FFFFFF"/>
         </w:rPr>
-        <w:t xml:space="preserve">Рисунок </w:t>
-      </w:r>
-      <w:r>
-        <w:rPr>
-          <w:rFonts w:eastAsia="Calibri" w:cs="Times New Roman"/>
-          <w:color w:val="0F1115"/>
-          <w:sz w:val="28"/>
-          <w:szCs w:val="28"/>
-          <w:shd w:val="clear" w:color="auto" w:fill="FFFFFF"/>
-        </w:rPr>
-        <w:t>2</w:t>
-      </w:r>
-      <w:r>
-        <w:rPr>
-          <w:rFonts w:eastAsia="Calibri" w:cs="Times New Roman"/>
-          <w:color w:val="0F1115"/>
-          <w:sz w:val="28"/>
-          <w:szCs w:val="28"/>
-          <w:shd w:val="clear" w:color="auto" w:fill="FFFFFF"/>
-        </w:rPr>
-        <w:t xml:space="preserve"> – </w:t>
+        <w:t xml:space="preserve">Рисунок 2 – </w:t>
       </w:r>
       <w:proofErr w:type="spellStart"/>
       <w:r>
@@ -1527,27 +1489,7 @@
           <w:szCs w:val="28"/>
           <w:shd w:val="clear" w:color="auto" w:fill="FFFFFF"/>
         </w:rPr>
-        <w:t xml:space="preserve">Рисунок </w:t>
-      </w:r>
-      <w:r>
-        <w:rPr>
-          <w:rFonts w:eastAsia="Calibri" w:cs="Times New Roman"/>
-          <w:color w:val="0F1115"/>
-          <w:sz w:val="28"/>
-          <w:szCs w:val="28"/>
-          <w:shd w:val="clear" w:color="auto" w:fill="FFFFFF"/>
-        </w:rPr>
-        <w:t>3</w:t>
-      </w:r>
-      <w:r>
-        <w:rPr>
-          <w:rFonts w:eastAsia="Calibri" w:cs="Times New Roman"/>
-          <w:color w:val="0F1115"/>
-          <w:sz w:val="28"/>
-          <w:szCs w:val="28"/>
-          <w:shd w:val="clear" w:color="auto" w:fill="FFFFFF"/>
-        </w:rPr>
-        <w:t xml:space="preserve"> – Код точки входа (</w:t>
+        <w:t>Рисунок 3 – Код точки входа (</w:t>
       </w:r>
       <w:proofErr w:type="spellStart"/>
       <w:r>
@@ -1668,37 +1610,7 @@
           <w:szCs w:val="28"/>
           <w:shd w:val="clear" w:color="auto" w:fill="FFFFFF"/>
         </w:rPr>
-        <w:t xml:space="preserve">Рисунок </w:t>
-      </w:r>
-      <w:r>
-        <w:rPr>
-          <w:rFonts w:eastAsia="Calibri" w:cs="Times New Roman"/>
-          <w:color w:val="0F1115"/>
-          <w:sz w:val="28"/>
-          <w:szCs w:val="28"/>
-          <w:shd w:val="clear" w:color="auto" w:fill="FFFFFF"/>
-        </w:rPr>
-        <w:t>4</w:t>
-      </w:r>
-      <w:r>
-        <w:rPr>
-          <w:rFonts w:eastAsia="Calibri" w:cs="Times New Roman"/>
-          <w:color w:val="0F1115"/>
-          <w:sz w:val="28"/>
-          <w:szCs w:val="28"/>
-          <w:shd w:val="clear" w:color="auto" w:fill="FFFFFF"/>
-        </w:rPr>
-        <w:t xml:space="preserve"> – </w:t>
-      </w:r>
-      <w:r>
-        <w:rPr>
-          <w:rFonts w:eastAsia="Calibri" w:cs="Times New Roman"/>
-          <w:color w:val="0F1115"/>
-          <w:sz w:val="28"/>
-          <w:szCs w:val="28"/>
-          <w:shd w:val="clear" w:color="auto" w:fill="FFFFFF"/>
-        </w:rPr>
-        <w:t>Цикл проверки условия</w:t>
+        <w:t>Рисунок 4 – Цикл проверки условия</w:t>
       </w:r>
     </w:p>
     <w:p>
@@ -1852,27 +1764,7 @@
           <w:szCs w:val="28"/>
           <w:shd w:val="clear" w:color="auto" w:fill="FFFFFF"/>
         </w:rPr>
-        <w:t xml:space="preserve">Рисунок </w:t>
-      </w:r>
-      <w:r>
-        <w:rPr>
-          <w:rFonts w:eastAsia="Calibri" w:cs="Times New Roman"/>
-          <w:color w:val="0F1115"/>
-          <w:sz w:val="28"/>
-          <w:szCs w:val="28"/>
-          <w:shd w:val="clear" w:color="auto" w:fill="FFFFFF"/>
-        </w:rPr>
-        <w:t>5</w:t>
-      </w:r>
-      <w:r>
-        <w:rPr>
-          <w:rFonts w:eastAsia="Calibri" w:cs="Times New Roman"/>
-          <w:color w:val="0F1115"/>
-          <w:sz w:val="28"/>
-          <w:szCs w:val="28"/>
-          <w:shd w:val="clear" w:color="auto" w:fill="FFFFFF"/>
-        </w:rPr>
-        <w:t xml:space="preserve"> – </w:t>
+        <w:t xml:space="preserve">Рисунок 5 – </w:t>
       </w:r>
       <w:r>
         <w:rPr>
@@ -2037,58 +1929,27 @@
           <w:sz w:val="28"/>
           <w:szCs w:val="28"/>
           <w:shd w:val="clear" w:color="auto" w:fill="FFFFFF"/>
+        </w:rPr>
+      </w:pPr>
+      <w:r>
+        <w:rPr>
+          <w:rFonts w:eastAsia="Calibri" w:cs="Times New Roman"/>
+          <w:color w:val="0F1115"/>
+          <w:sz w:val="28"/>
+          <w:szCs w:val="28"/>
+          <w:shd w:val="clear" w:color="auto" w:fill="FFFFFF"/>
+        </w:rPr>
+        <w:t>Рисунок 7 – Модифицированная функция FUN_080484</w:t>
+      </w:r>
+      <w:r>
+        <w:rPr>
+          <w:rFonts w:eastAsia="Calibri" w:cs="Times New Roman"/>
+          <w:color w:val="0F1115"/>
+          <w:sz w:val="28"/>
+          <w:szCs w:val="28"/>
+          <w:shd w:val="clear" w:color="auto" w:fill="FFFFFF"/>
           <w:lang w:val="en-US"/>
         </w:rPr>
-      </w:pPr>
-      <w:r>
-        <w:rPr>
-          <w:rFonts w:eastAsia="Calibri" w:cs="Times New Roman"/>
-          <w:color w:val="0F1115"/>
-          <w:sz w:val="28"/>
-          <w:szCs w:val="28"/>
-          <w:shd w:val="clear" w:color="auto" w:fill="FFFFFF"/>
-        </w:rPr>
-        <w:t xml:space="preserve">Рисунок </w:t>
-      </w:r>
-      <w:r>
-        <w:rPr>
-          <w:rFonts w:eastAsia="Calibri" w:cs="Times New Roman"/>
-          <w:color w:val="0F1115"/>
-          <w:sz w:val="28"/>
-          <w:szCs w:val="28"/>
-          <w:shd w:val="clear" w:color="auto" w:fill="FFFFFF"/>
-        </w:rPr>
-        <w:t>7</w:t>
-      </w:r>
-      <w:r>
-        <w:rPr>
-          <w:rFonts w:eastAsia="Calibri" w:cs="Times New Roman"/>
-          <w:color w:val="0F1115"/>
-          <w:sz w:val="28"/>
-          <w:szCs w:val="28"/>
-          <w:shd w:val="clear" w:color="auto" w:fill="FFFFFF"/>
-        </w:rPr>
-        <w:t xml:space="preserve"> – Модифицированная функция FUN_08048</w:t>
-      </w:r>
-      <w:r>
-        <w:rPr>
-          <w:rFonts w:eastAsia="Calibri" w:cs="Times New Roman"/>
-          <w:color w:val="0F1115"/>
-          <w:sz w:val="28"/>
-          <w:szCs w:val="28"/>
-          <w:shd w:val="clear" w:color="auto" w:fill="FFFFFF"/>
-        </w:rPr>
-        <w:t>4</w:t>
-      </w:r>
-      <w:r>
-        <w:rPr>
-          <w:rFonts w:eastAsia="Calibri" w:cs="Times New Roman"/>
-          <w:color w:val="0F1115"/>
-          <w:sz w:val="28"/>
-          <w:szCs w:val="28"/>
-          <w:shd w:val="clear" w:color="auto" w:fill="FFFFFF"/>
-          <w:lang w:val="en-US"/>
-        </w:rPr>
         <w:t>d</w:t>
       </w:r>
       <w:r>
@@ -2099,27 +1960,7 @@
           <w:szCs w:val="28"/>
           <w:shd w:val="clear" w:color="auto" w:fill="FFFFFF"/>
         </w:rPr>
-        <w:t>4</w:t>
-      </w:r>
-      <w:r>
-        <w:rPr>
-          <w:rFonts w:eastAsia="Calibri" w:cs="Times New Roman"/>
-          <w:color w:val="0F1115"/>
-          <w:sz w:val="28"/>
-          <w:szCs w:val="28"/>
-          <w:shd w:val="clear" w:color="auto" w:fill="FFFFFF"/>
-        </w:rPr>
-        <w:t xml:space="preserve">, </w:t>
-      </w:r>
-      <w:r>
-        <w:rPr>
-          <w:rFonts w:eastAsia="Calibri" w:cs="Times New Roman"/>
-          <w:color w:val="0F1115"/>
-          <w:sz w:val="28"/>
-          <w:szCs w:val="28"/>
-          <w:shd w:val="clear" w:color="auto" w:fill="FFFFFF"/>
-        </w:rPr>
-        <w:t xml:space="preserve">проверяющая массив </w:t>
+        <w:t xml:space="preserve">4, проверяющая массив </w:t>
       </w:r>
       <w:r>
         <w:rPr>
@@ -2309,39 +2150,7 @@
           <w:sz w:val="28"/>
           <w:szCs w:val="28"/>
         </w:rPr>
-        <w:t>В ходе анализа бинарного файла была выявлена необходимость выполнения условия, заключающегося в равенстве суммы цифр входного значения значению 0x10 (16). Далее, с целью проверки выдвинутой гипотезы о наличии дополнительного условия, связанного с переменной окружения "LOL", был выполнен анализ функции FUN_080484d4, в которой предположительно</w:t>
-      </w:r>
-      <w:r>
-        <w:rPr>
-          <w:rFonts w:cs="Times New Roman"/>
-          <w:sz w:val="28"/>
-          <w:szCs w:val="28"/>
-        </w:rPr>
-        <w:t xml:space="preserve"> </w:t>
-      </w:r>
-      <w:r>
-        <w:rPr>
-          <w:rFonts w:cs="Times New Roman"/>
-          <w:sz w:val="28"/>
-          <w:szCs w:val="28"/>
-        </w:rPr>
-        <w:t>реализована соответствующая</w:t>
-      </w:r>
-      <w:r>
-        <w:rPr>
-          <w:rFonts w:cs="Times New Roman"/>
-          <w:sz w:val="28"/>
-          <w:szCs w:val="28"/>
-        </w:rPr>
-        <w:t xml:space="preserve"> </w:t>
-      </w:r>
-      <w:r>
-        <w:rPr>
-          <w:rFonts w:cs="Times New Roman"/>
-          <w:sz w:val="28"/>
-          <w:szCs w:val="28"/>
-        </w:rPr>
-        <w:t>проверка.</w:t>
+        <w:t>В ходе анализа бинарного файла была выявлена необходимость выполнения условия, заключающегося в равенстве суммы цифр входного значения значению 0x10 (16). Далее, с целью проверки выдвинутой гипотезы о наличии дополнительного условия, связанного с переменной окружения "LOL", был выполнен анализ функции FUN_080484d4, в которой предположительно реализована соответствующая проверка.</w:t>
       </w:r>
       <w:r>
         <w:rPr>
@@ -2441,55 +2250,17 @@
     <w:p>
       <w:pPr>
         <w:pStyle w:val="a3"/>
-        <w:rPr>
-          <w:rFonts w:eastAsia="Calibri" w:cs="Times New Roman"/>
-          <w:szCs w:val="28"/>
-          <w:shd w:val="clear" w:color="auto" w:fill="FFFFFF"/>
-        </w:rPr>
-      </w:pPr>
-      <w:bookmarkStart w:id="4" w:name="_Toc232289260"/>
-      <w:r>
-        <w:rPr>
-          <w:rFonts w:eastAsia="Calibri" w:cs="Times New Roman"/>
-          <w:szCs w:val="28"/>
-          <w:shd w:val="clear" w:color="auto" w:fill="FFFFFF"/>
-        </w:rPr>
+      </w:pPr>
+      <w:r>
         <w:lastRenderedPageBreak/>
-        <w:t xml:space="preserve">Проверка </w:t>
-      </w:r>
-      <w:r>
-        <w:rPr>
-          <w:rFonts w:eastAsia="Calibri" w:cs="Times New Roman"/>
-          <w:szCs w:val="28"/>
-          <w:shd w:val="clear" w:color="auto" w:fill="FFFFFF"/>
-        </w:rPr>
-        <w:t>подходящих вводов. Перебор паролей</w:t>
-      </w:r>
-      <w:bookmarkEnd w:id="4"/>
-    </w:p>
-    <w:p>
-      <w:pPr>
-        <w:rPr>
-          <w:sz w:val="28"/>
-          <w:szCs w:val="28"/>
-          <w:shd w:val="clear" w:color="auto" w:fill="FFFFFF"/>
-        </w:rPr>
-      </w:pPr>
-      <w:r>
-        <w:rPr>
-          <w:sz w:val="28"/>
-          <w:szCs w:val="28"/>
-          <w:shd w:val="clear" w:color="auto" w:fill="FFFFFF"/>
-        </w:rPr>
-        <w:t>Осуществим проверку корректности вводимых значений при установленной переменной окружения LOL. В рамках дальнейшего анализа будет рассмотрено множество потенциально допустимых паролей, удовлетворяющих выявленным условиям проверки, с целью определения общего вида или диапазона значений, приводящих к успешному прохождению процедуры валидации.</w:t>
-      </w:r>
-    </w:p>
-    <w:p>
-      <w:pPr>
-        <w:rPr>
-          <w:sz w:val="28"/>
-          <w:szCs w:val="28"/>
-          <w:shd w:val="clear" w:color="auto" w:fill="FFFFFF"/>
+        <w:t>Запуск в отладчике</w:t>
+      </w:r>
+    </w:p>
+    <w:p>
+      <w:pPr>
+        <w:rPr>
+          <w:sz w:val="28"/>
+          <w:szCs w:val="28"/>
         </w:rPr>
       </w:pPr>
       <w:r>
@@ -2499,10 +2270,10 @@
           <w:szCs w:val="28"/>
         </w:rPr>
         <w:drawing>
-          <wp:inline distT="0" distB="0" distL="0" distR="0" wp14:anchorId="25CED849" wp14:editId="6537744C">
-            <wp:extent cx="5940425" cy="4947285"/>
-            <wp:effectExtent l="0" t="0" r="3175" b="5715"/>
-            <wp:docPr id="10" name="Рисунок 10"/>
+          <wp:inline distT="0" distB="0" distL="0" distR="0" wp14:anchorId="7026EECC" wp14:editId="6C4BEC81">
+            <wp:extent cx="5497286" cy="2798391"/>
+            <wp:effectExtent l="0" t="0" r="8255" b="2540"/>
+            <wp:docPr id="5" name="Рисунок 5"/>
             <wp:cNvGraphicFramePr>
               <a:graphicFrameLocks xmlns:a="http://schemas.openxmlformats.org/drawingml/2006/main" noChangeAspect="1"/>
             </wp:cNvGraphicFramePr>
@@ -2522,6 +2293,1928 @@
                   <pic:spPr>
                     <a:xfrm>
                       <a:off x="0" y="0"/>
+                      <a:ext cx="5554334" cy="2827431"/>
+                    </a:xfrm>
+                    <a:prstGeom prst="rect">
+                      <a:avLst/>
+                    </a:prstGeom>
+                  </pic:spPr>
+                </pic:pic>
+              </a:graphicData>
+            </a:graphic>
+          </wp:inline>
+        </w:drawing>
+      </w:r>
+    </w:p>
+    <w:p>
+      <w:pPr>
+        <w:ind w:firstLine="0"/>
+        <w:rPr>
+          <w:rFonts w:eastAsia="Calibri" w:cs="Times New Roman"/>
+          <w:color w:val="0F1115"/>
+          <w:sz w:val="28"/>
+          <w:szCs w:val="28"/>
+          <w:shd w:val="clear" w:color="auto" w:fill="FFFFFF"/>
+        </w:rPr>
+      </w:pPr>
+      <w:r>
+        <w:rPr>
+          <w:rFonts w:eastAsia="Calibri" w:cs="Times New Roman"/>
+          <w:color w:val="0F1115"/>
+          <w:sz w:val="28"/>
+          <w:szCs w:val="28"/>
+          <w:shd w:val="clear" w:color="auto" w:fill="FFFFFF"/>
+        </w:rPr>
+        <w:t xml:space="preserve">Рисунок </w:t>
+      </w:r>
+      <w:r>
+        <w:rPr>
+          <w:rFonts w:eastAsia="Calibri" w:cs="Times New Roman"/>
+          <w:color w:val="0F1115"/>
+          <w:sz w:val="28"/>
+          <w:szCs w:val="28"/>
+          <w:shd w:val="clear" w:color="auto" w:fill="FFFFFF"/>
+        </w:rPr>
+        <w:t>9</w:t>
+      </w:r>
+      <w:r>
+        <w:rPr>
+          <w:rFonts w:eastAsia="Calibri" w:cs="Times New Roman"/>
+          <w:color w:val="0F1115"/>
+          <w:sz w:val="28"/>
+          <w:szCs w:val="28"/>
+          <w:shd w:val="clear" w:color="auto" w:fill="FFFFFF"/>
+        </w:rPr>
+        <w:t xml:space="preserve"> – </w:t>
+      </w:r>
+      <w:r>
+        <w:rPr>
+          <w:rFonts w:eastAsia="Calibri" w:cs="Times New Roman"/>
+          <w:color w:val="0F1115"/>
+          <w:sz w:val="28"/>
+          <w:szCs w:val="28"/>
+          <w:shd w:val="clear" w:color="auto" w:fill="FFFFFF"/>
+        </w:rPr>
+        <w:t xml:space="preserve">Программа </w:t>
+      </w:r>
+      <w:proofErr w:type="spellStart"/>
+      <w:r>
+        <w:rPr>
+          <w:rFonts w:eastAsia="Calibri" w:cs="Times New Roman"/>
+          <w:color w:val="0F1115"/>
+          <w:sz w:val="28"/>
+          <w:szCs w:val="28"/>
+          <w:shd w:val="clear" w:color="auto" w:fill="FFFFFF"/>
+          <w:lang w:val="en-US"/>
+        </w:rPr>
+        <w:t>crackme</w:t>
+      </w:r>
+      <w:proofErr w:type="spellEnd"/>
+      <w:r>
+        <w:rPr>
+          <w:rFonts w:eastAsia="Calibri" w:cs="Times New Roman"/>
+          <w:color w:val="0F1115"/>
+          <w:sz w:val="28"/>
+          <w:szCs w:val="28"/>
+          <w:shd w:val="clear" w:color="auto" w:fill="FFFFFF"/>
+        </w:rPr>
+        <w:t>0</w:t>
+      </w:r>
+      <w:r>
+        <w:rPr>
+          <w:rFonts w:eastAsia="Calibri" w:cs="Times New Roman"/>
+          <w:color w:val="0F1115"/>
+          <w:sz w:val="28"/>
+          <w:szCs w:val="28"/>
+          <w:shd w:val="clear" w:color="auto" w:fill="FFFFFF"/>
+          <w:lang w:val="en-US"/>
+        </w:rPr>
+        <w:t>x</w:t>
+      </w:r>
+      <w:r>
+        <w:rPr>
+          <w:rFonts w:eastAsia="Calibri" w:cs="Times New Roman"/>
+          <w:color w:val="0F1115"/>
+          <w:sz w:val="28"/>
+          <w:szCs w:val="28"/>
+          <w:shd w:val="clear" w:color="auto" w:fill="FFFFFF"/>
+        </w:rPr>
+        <w:t xml:space="preserve">09 </w:t>
+      </w:r>
+      <w:r>
+        <w:rPr>
+          <w:rFonts w:eastAsia="Calibri" w:cs="Times New Roman"/>
+          <w:color w:val="0F1115"/>
+          <w:sz w:val="28"/>
+          <w:szCs w:val="28"/>
+          <w:shd w:val="clear" w:color="auto" w:fill="FFFFFF"/>
+        </w:rPr>
+        <w:t>запущенная в отладчике</w:t>
+      </w:r>
+    </w:p>
+    <w:p>
+      <w:pPr>
+        <w:ind w:firstLine="0"/>
+        <w:rPr>
+          <w:rFonts w:eastAsia="Calibri" w:cs="Times New Roman"/>
+          <w:color w:val="0F1115"/>
+          <w:sz w:val="28"/>
+          <w:szCs w:val="28"/>
+          <w:shd w:val="clear" w:color="auto" w:fill="FFFFFF"/>
+        </w:rPr>
+      </w:pPr>
+      <w:r>
+        <w:rPr>
+          <w:noProof/>
+        </w:rPr>
+        <w:drawing>
+          <wp:inline distT="0" distB="0" distL="0" distR="0" wp14:anchorId="67CFBEBC" wp14:editId="34EBB91E">
+            <wp:extent cx="5940425" cy="1497330"/>
+            <wp:effectExtent l="0" t="0" r="3175" b="7620"/>
+            <wp:docPr id="12" name="Рисунок 12"/>
+            <wp:cNvGraphicFramePr>
+              <a:graphicFrameLocks xmlns:a="http://schemas.openxmlformats.org/drawingml/2006/main" noChangeAspect="1"/>
+            </wp:cNvGraphicFramePr>
+            <a:graphic xmlns:a="http://schemas.openxmlformats.org/drawingml/2006/main">
+              <a:graphicData uri="http://schemas.openxmlformats.org/drawingml/2006/picture">
+                <pic:pic xmlns:pic="http://schemas.openxmlformats.org/drawingml/2006/picture">
+                  <pic:nvPicPr>
+                    <pic:cNvPr id="1" name=""/>
+                    <pic:cNvPicPr/>
+                  </pic:nvPicPr>
+                  <pic:blipFill>
+                    <a:blip r:embed="rId13"/>
+                    <a:stretch>
+                      <a:fillRect/>
+                    </a:stretch>
+                  </pic:blipFill>
+                  <pic:spPr>
+                    <a:xfrm>
+                      <a:off x="0" y="0"/>
+                      <a:ext cx="5940425" cy="1497330"/>
+                    </a:xfrm>
+                    <a:prstGeom prst="rect">
+                      <a:avLst/>
+                    </a:prstGeom>
+                  </pic:spPr>
+                </pic:pic>
+              </a:graphicData>
+            </a:graphic>
+          </wp:inline>
+        </w:drawing>
+      </w:r>
+    </w:p>
+    <w:p>
+      <w:pPr>
+        <w:ind w:firstLine="0"/>
+        <w:rPr>
+          <w:rFonts w:eastAsia="Calibri" w:cs="Times New Roman"/>
+          <w:color w:val="0F1115"/>
+          <w:sz w:val="28"/>
+          <w:szCs w:val="28"/>
+          <w:shd w:val="clear" w:color="auto" w:fill="FFFFFF"/>
+        </w:rPr>
+      </w:pPr>
+      <w:r>
+        <w:rPr>
+          <w:rFonts w:eastAsia="Calibri" w:cs="Times New Roman"/>
+          <w:color w:val="0F1115"/>
+          <w:sz w:val="28"/>
+          <w:szCs w:val="28"/>
+          <w:shd w:val="clear" w:color="auto" w:fill="FFFFFF"/>
+        </w:rPr>
+        <w:t xml:space="preserve">Рисунок </w:t>
+      </w:r>
+      <w:r>
+        <w:rPr>
+          <w:rFonts w:eastAsia="Calibri" w:cs="Times New Roman"/>
+          <w:color w:val="0F1115"/>
+          <w:sz w:val="28"/>
+          <w:szCs w:val="28"/>
+          <w:shd w:val="clear" w:color="auto" w:fill="FFFFFF"/>
+        </w:rPr>
+        <w:t>10</w:t>
+      </w:r>
+      <w:r>
+        <w:rPr>
+          <w:rFonts w:eastAsia="Calibri" w:cs="Times New Roman"/>
+          <w:color w:val="0F1115"/>
+          <w:sz w:val="28"/>
+          <w:szCs w:val="28"/>
+          <w:shd w:val="clear" w:color="auto" w:fill="FFFFFF"/>
+        </w:rPr>
+        <w:t xml:space="preserve"> – </w:t>
+      </w:r>
+      <w:r>
+        <w:rPr>
+          <w:rFonts w:eastAsia="Calibri" w:cs="Times New Roman"/>
+          <w:color w:val="0F1115"/>
+          <w:sz w:val="28"/>
+          <w:szCs w:val="28"/>
+          <w:shd w:val="clear" w:color="auto" w:fill="FFFFFF"/>
+        </w:rPr>
+        <w:t xml:space="preserve">Ассемблерная функция </w:t>
+      </w:r>
+      <w:r>
+        <w:rPr>
+          <w:rFonts w:eastAsia="Calibri" w:cs="Times New Roman"/>
+          <w:color w:val="0F1115"/>
+          <w:sz w:val="28"/>
+          <w:szCs w:val="28"/>
+          <w:shd w:val="clear" w:color="auto" w:fill="FFFFFF"/>
+          <w:lang w:val="en-US"/>
+        </w:rPr>
+        <w:t>test</w:t>
+      </w:r>
+      <w:r>
+        <w:rPr>
+          <w:rFonts w:eastAsia="Calibri" w:cs="Times New Roman"/>
+          <w:color w:val="0F1115"/>
+          <w:sz w:val="28"/>
+          <w:szCs w:val="28"/>
+          <w:shd w:val="clear" w:color="auto" w:fill="FFFFFF"/>
+        </w:rPr>
+        <w:t xml:space="preserve"> </w:t>
+      </w:r>
+    </w:p>
+    <w:p>
+      <w:pPr>
+        <w:ind w:firstLine="0"/>
+        <w:rPr>
+          <w:rFonts w:eastAsia="Calibri" w:cs="Times New Roman"/>
+          <w:color w:val="0F1115"/>
+          <w:sz w:val="28"/>
+          <w:szCs w:val="28"/>
+          <w:shd w:val="clear" w:color="auto" w:fill="FFFFFF"/>
+        </w:rPr>
+      </w:pPr>
+      <w:r>
+        <w:rPr>
+          <w:rFonts w:eastAsia="Calibri" w:cs="Times New Roman"/>
+          <w:color w:val="0F1115"/>
+          <w:sz w:val="28"/>
+          <w:szCs w:val="28"/>
+          <w:shd w:val="clear" w:color="auto" w:fill="FFFFFF"/>
+        </w:rPr>
+        <w:t xml:space="preserve">Функция инкрементирует регистр </w:t>
+      </w:r>
+      <w:r>
+        <w:rPr>
+          <w:rFonts w:eastAsia="Calibri" w:cs="Times New Roman"/>
+          <w:color w:val="0F1115"/>
+          <w:sz w:val="28"/>
+          <w:szCs w:val="28"/>
+          <w:shd w:val="clear" w:color="auto" w:fill="FFFFFF"/>
+          <w:lang w:val="en-US"/>
+        </w:rPr>
+        <w:t>EAX</w:t>
+      </w:r>
+      <w:r>
+        <w:rPr>
+          <w:rFonts w:eastAsia="Calibri" w:cs="Times New Roman"/>
+          <w:color w:val="0F1115"/>
+          <w:sz w:val="28"/>
+          <w:szCs w:val="28"/>
+          <w:shd w:val="clear" w:color="auto" w:fill="FFFFFF"/>
+        </w:rPr>
+        <w:t xml:space="preserve">, </w:t>
+      </w:r>
+      <w:r>
+        <w:rPr>
+          <w:rFonts w:eastAsia="Calibri" w:cs="Times New Roman"/>
+          <w:color w:val="0F1115"/>
+          <w:sz w:val="28"/>
+          <w:szCs w:val="28"/>
+          <w:shd w:val="clear" w:color="auto" w:fill="FFFFFF"/>
+        </w:rPr>
+        <w:t xml:space="preserve">через ассемблерную команду </w:t>
+      </w:r>
+      <w:proofErr w:type="spellStart"/>
+      <w:r>
+        <w:rPr>
+          <w:rFonts w:eastAsia="Calibri" w:cs="Times New Roman"/>
+          <w:color w:val="0F1115"/>
+          <w:sz w:val="28"/>
+          <w:szCs w:val="28"/>
+          <w:shd w:val="clear" w:color="auto" w:fill="FFFFFF"/>
+          <w:lang w:val="en-US"/>
+        </w:rPr>
+        <w:t>inc</w:t>
+      </w:r>
+      <w:proofErr w:type="spellEnd"/>
+      <w:r>
+        <w:rPr>
+          <w:rFonts w:eastAsia="Calibri" w:cs="Times New Roman"/>
+          <w:color w:val="0F1115"/>
+          <w:sz w:val="28"/>
+          <w:szCs w:val="28"/>
+          <w:shd w:val="clear" w:color="auto" w:fill="FFFFFF"/>
+        </w:rPr>
+        <w:t xml:space="preserve">. На рисунке 11 видно, что регистр </w:t>
+      </w:r>
+      <w:r>
+        <w:rPr>
+          <w:rFonts w:eastAsia="Calibri" w:cs="Times New Roman"/>
+          <w:color w:val="0F1115"/>
+          <w:sz w:val="28"/>
+          <w:szCs w:val="28"/>
+          <w:shd w:val="clear" w:color="auto" w:fill="FFFFFF"/>
+          <w:lang w:val="en-US"/>
+        </w:rPr>
+        <w:t>EAX</w:t>
+      </w:r>
+      <w:r>
+        <w:rPr>
+          <w:rFonts w:eastAsia="Calibri" w:cs="Times New Roman"/>
+          <w:color w:val="0F1115"/>
+          <w:sz w:val="28"/>
+          <w:szCs w:val="28"/>
+          <w:shd w:val="clear" w:color="auto" w:fill="FFFFFF"/>
+        </w:rPr>
+        <w:t xml:space="preserve"> </w:t>
+      </w:r>
+      <w:r>
+        <w:rPr>
+          <w:rFonts w:eastAsia="Calibri" w:cs="Times New Roman"/>
+          <w:color w:val="0F1115"/>
+          <w:sz w:val="28"/>
+          <w:szCs w:val="28"/>
+          <w:shd w:val="clear" w:color="auto" w:fill="FFFFFF"/>
+        </w:rPr>
+        <w:t>имеет значение 16</w:t>
+      </w:r>
+      <w:r>
+        <w:rPr>
+          <w:rFonts w:eastAsia="Calibri" w:cs="Times New Roman"/>
+          <w:color w:val="0F1115"/>
+          <w:sz w:val="28"/>
+          <w:szCs w:val="28"/>
+          <w:shd w:val="clear" w:color="auto" w:fill="FFFFFF"/>
+          <w:lang w:val="en-US"/>
+        </w:rPr>
+        <w:t>h</w:t>
+      </w:r>
+      <w:r>
+        <w:rPr>
+          <w:rFonts w:eastAsia="Calibri" w:cs="Times New Roman"/>
+          <w:color w:val="0F1115"/>
+          <w:sz w:val="28"/>
+          <w:szCs w:val="28"/>
+          <w:shd w:val="clear" w:color="auto" w:fill="FFFFFF"/>
+        </w:rPr>
+        <w:t xml:space="preserve"> </w:t>
+      </w:r>
+      <w:r>
+        <w:rPr>
+          <w:rFonts w:eastAsia="Calibri" w:cs="Times New Roman"/>
+          <w:color w:val="0F1115"/>
+          <w:sz w:val="28"/>
+          <w:szCs w:val="28"/>
+          <w:shd w:val="clear" w:color="auto" w:fill="FFFFFF"/>
+        </w:rPr>
+        <w:t xml:space="preserve">и регистр </w:t>
+      </w:r>
+      <w:r>
+        <w:rPr>
+          <w:rFonts w:eastAsia="Calibri" w:cs="Times New Roman"/>
+          <w:color w:val="0F1115"/>
+          <w:sz w:val="28"/>
+          <w:szCs w:val="28"/>
+          <w:shd w:val="clear" w:color="auto" w:fill="FFFFFF"/>
+          <w:lang w:val="en-US"/>
+        </w:rPr>
+        <w:t>EIP</w:t>
+      </w:r>
+      <w:r>
+        <w:rPr>
+          <w:rFonts w:eastAsia="Calibri" w:cs="Times New Roman"/>
+          <w:color w:val="0F1115"/>
+          <w:sz w:val="28"/>
+          <w:szCs w:val="28"/>
+          <w:shd w:val="clear" w:color="auto" w:fill="FFFFFF"/>
+        </w:rPr>
+        <w:t xml:space="preserve"> </w:t>
+      </w:r>
+      <w:r>
+        <w:rPr>
+          <w:rFonts w:eastAsia="Calibri" w:cs="Times New Roman"/>
+          <w:color w:val="0F1115"/>
+          <w:sz w:val="28"/>
+          <w:szCs w:val="28"/>
+          <w:shd w:val="clear" w:color="auto" w:fill="FFFFFF"/>
+        </w:rPr>
+        <w:t xml:space="preserve">находится на строке </w:t>
+      </w:r>
+      <w:r>
+        <w:rPr>
+          <w:rFonts w:eastAsia="Calibri" w:cs="Times New Roman"/>
+          <w:color w:val="0F1115"/>
+          <w:sz w:val="28"/>
+          <w:szCs w:val="28"/>
+          <w:shd w:val="clear" w:color="auto" w:fill="FFFFFF"/>
+        </w:rPr>
+        <w:t>“</w:t>
+      </w:r>
+      <w:r>
+        <w:rPr>
+          <w:rFonts w:eastAsia="Calibri" w:cs="Times New Roman"/>
+          <w:color w:val="0F1115"/>
+          <w:sz w:val="28"/>
+          <w:szCs w:val="28"/>
+          <w:shd w:val="clear" w:color="auto" w:fill="FFFFFF"/>
+          <w:lang w:val="en-US"/>
+        </w:rPr>
+        <w:t>lea</w:t>
+      </w:r>
+      <w:r>
+        <w:rPr>
+          <w:rFonts w:eastAsia="Calibri" w:cs="Times New Roman"/>
+          <w:color w:val="0F1115"/>
+          <w:sz w:val="28"/>
+          <w:szCs w:val="28"/>
+          <w:shd w:val="clear" w:color="auto" w:fill="FFFFFF"/>
+        </w:rPr>
+        <w:t xml:space="preserve"> </w:t>
+      </w:r>
+      <w:r>
+        <w:rPr>
+          <w:rFonts w:eastAsia="Calibri" w:cs="Times New Roman"/>
+          <w:color w:val="0F1115"/>
+          <w:sz w:val="28"/>
+          <w:szCs w:val="28"/>
+          <w:shd w:val="clear" w:color="auto" w:fill="FFFFFF"/>
+        </w:rPr>
+        <w:t>…</w:t>
+      </w:r>
+      <w:r>
+        <w:rPr>
+          <w:rFonts w:eastAsia="Calibri" w:cs="Times New Roman"/>
+          <w:color w:val="0F1115"/>
+          <w:sz w:val="28"/>
+          <w:szCs w:val="28"/>
+          <w:shd w:val="clear" w:color="auto" w:fill="FFFFFF"/>
+        </w:rPr>
+        <w:t>”.</w:t>
+      </w:r>
+    </w:p>
+    <w:p>
+      <w:pPr>
+        <w:ind w:firstLine="0"/>
+        <w:rPr>
+          <w:rFonts w:eastAsia="Calibri" w:cs="Times New Roman"/>
+          <w:color w:val="0F1115"/>
+          <w:sz w:val="28"/>
+          <w:szCs w:val="28"/>
+          <w:shd w:val="clear" w:color="auto" w:fill="FFFFFF"/>
+        </w:rPr>
+      </w:pPr>
+    </w:p>
+    <w:p>
+      <w:pPr>
+        <w:ind w:firstLine="0"/>
+        <w:rPr>
+          <w:rFonts w:eastAsia="Calibri" w:cs="Times New Roman"/>
+          <w:color w:val="0F1115"/>
+          <w:sz w:val="28"/>
+          <w:szCs w:val="28"/>
+          <w:shd w:val="clear" w:color="auto" w:fill="FFFFFF"/>
+        </w:rPr>
+      </w:pPr>
+      <w:r>
+        <w:rPr>
+          <w:noProof/>
+        </w:rPr>
+        <w:drawing>
+          <wp:inline distT="0" distB="0" distL="0" distR="0" wp14:anchorId="4C29A32F" wp14:editId="53AED55D">
+            <wp:extent cx="5940425" cy="1432560"/>
+            <wp:effectExtent l="0" t="0" r="3175" b="0"/>
+            <wp:docPr id="13" name="Рисунок 13"/>
+            <wp:cNvGraphicFramePr>
+              <a:graphicFrameLocks xmlns:a="http://schemas.openxmlformats.org/drawingml/2006/main" noChangeAspect="1"/>
+            </wp:cNvGraphicFramePr>
+            <a:graphic xmlns:a="http://schemas.openxmlformats.org/drawingml/2006/main">
+              <a:graphicData uri="http://schemas.openxmlformats.org/drawingml/2006/picture">
+                <pic:pic xmlns:pic="http://schemas.openxmlformats.org/drawingml/2006/picture">
+                  <pic:nvPicPr>
+                    <pic:cNvPr id="1" name=""/>
+                    <pic:cNvPicPr/>
+                  </pic:nvPicPr>
+                  <pic:blipFill>
+                    <a:blip r:embed="rId14"/>
+                    <a:stretch>
+                      <a:fillRect/>
+                    </a:stretch>
+                  </pic:blipFill>
+                  <pic:spPr>
+                    <a:xfrm>
+                      <a:off x="0" y="0"/>
+                      <a:ext cx="5940425" cy="1432560"/>
+                    </a:xfrm>
+                    <a:prstGeom prst="rect">
+                      <a:avLst/>
+                    </a:prstGeom>
+                  </pic:spPr>
+                </pic:pic>
+              </a:graphicData>
+            </a:graphic>
+          </wp:inline>
+        </w:drawing>
+      </w:r>
+    </w:p>
+    <w:p>
+      <w:pPr>
+        <w:ind w:firstLine="0"/>
+        <w:rPr>
+          <w:rFonts w:eastAsia="Calibri" w:cs="Times New Roman"/>
+          <w:color w:val="0F1115"/>
+          <w:sz w:val="28"/>
+          <w:szCs w:val="28"/>
+          <w:shd w:val="clear" w:color="auto" w:fill="FFFFFF"/>
+        </w:rPr>
+      </w:pPr>
+      <w:r>
+        <w:rPr>
+          <w:rFonts w:eastAsia="Calibri" w:cs="Times New Roman"/>
+          <w:color w:val="0F1115"/>
+          <w:sz w:val="28"/>
+          <w:szCs w:val="28"/>
+          <w:shd w:val="clear" w:color="auto" w:fill="FFFFFF"/>
+        </w:rPr>
+        <w:t xml:space="preserve">Рисунок </w:t>
+      </w:r>
+      <w:r>
+        <w:rPr>
+          <w:rFonts w:eastAsia="Calibri" w:cs="Times New Roman"/>
+          <w:color w:val="0F1115"/>
+          <w:sz w:val="28"/>
+          <w:szCs w:val="28"/>
+          <w:shd w:val="clear" w:color="auto" w:fill="FFFFFF"/>
+        </w:rPr>
+        <w:t>11</w:t>
+      </w:r>
+      <w:r>
+        <w:rPr>
+          <w:rFonts w:eastAsia="Calibri" w:cs="Times New Roman"/>
+          <w:color w:val="0F1115"/>
+          <w:sz w:val="28"/>
+          <w:szCs w:val="28"/>
+          <w:shd w:val="clear" w:color="auto" w:fill="FFFFFF"/>
+        </w:rPr>
+        <w:t xml:space="preserve"> – </w:t>
+      </w:r>
+      <w:r>
+        <w:rPr>
+          <w:rFonts w:eastAsia="Calibri" w:cs="Times New Roman"/>
+          <w:color w:val="0F1115"/>
+          <w:sz w:val="28"/>
+          <w:szCs w:val="28"/>
+          <w:shd w:val="clear" w:color="auto" w:fill="FFFFFF"/>
+        </w:rPr>
+        <w:t xml:space="preserve">Регистр </w:t>
+      </w:r>
+      <w:r>
+        <w:rPr>
+          <w:rFonts w:eastAsia="Calibri" w:cs="Times New Roman"/>
+          <w:color w:val="0F1115"/>
+          <w:sz w:val="28"/>
+          <w:szCs w:val="28"/>
+          <w:shd w:val="clear" w:color="auto" w:fill="FFFFFF"/>
+          <w:lang w:val="en-US"/>
+        </w:rPr>
+        <w:t>EAX</w:t>
+      </w:r>
+      <w:r>
+        <w:rPr>
+          <w:rFonts w:eastAsia="Calibri" w:cs="Times New Roman"/>
+          <w:color w:val="0F1115"/>
+          <w:sz w:val="28"/>
+          <w:szCs w:val="28"/>
+          <w:shd w:val="clear" w:color="auto" w:fill="FFFFFF"/>
+        </w:rPr>
+        <w:t xml:space="preserve"> </w:t>
+      </w:r>
+      <w:r>
+        <w:rPr>
+          <w:rFonts w:eastAsia="Calibri" w:cs="Times New Roman"/>
+          <w:color w:val="0F1115"/>
+          <w:sz w:val="28"/>
+          <w:szCs w:val="28"/>
+          <w:shd w:val="clear" w:color="auto" w:fill="FFFFFF"/>
+        </w:rPr>
+        <w:t>в процессе инкрементации</w:t>
+      </w:r>
+    </w:p>
+    <w:p>
+      <w:pPr>
+        <w:ind w:firstLine="0"/>
+        <w:rPr>
+          <w:rFonts w:eastAsia="Calibri" w:cs="Times New Roman"/>
+          <w:color w:val="0F1115"/>
+          <w:sz w:val="28"/>
+          <w:szCs w:val="28"/>
+          <w:shd w:val="clear" w:color="auto" w:fill="FFFFFF"/>
+        </w:rPr>
+      </w:pPr>
+      <w:r>
+        <w:rPr>
+          <w:noProof/>
+        </w:rPr>
+        <w:lastRenderedPageBreak/>
+        <w:drawing>
+          <wp:inline distT="0" distB="0" distL="0" distR="0" wp14:anchorId="2659D11A" wp14:editId="4271D4C9">
+            <wp:extent cx="5940425" cy="1358900"/>
+            <wp:effectExtent l="0" t="0" r="3175" b="0"/>
+            <wp:docPr id="14" name="Рисунок 14"/>
+            <wp:cNvGraphicFramePr>
+              <a:graphicFrameLocks xmlns:a="http://schemas.openxmlformats.org/drawingml/2006/main" noChangeAspect="1"/>
+            </wp:cNvGraphicFramePr>
+            <a:graphic xmlns:a="http://schemas.openxmlformats.org/drawingml/2006/main">
+              <a:graphicData uri="http://schemas.openxmlformats.org/drawingml/2006/picture">
+                <pic:pic xmlns:pic="http://schemas.openxmlformats.org/drawingml/2006/picture">
+                  <pic:nvPicPr>
+                    <pic:cNvPr id="1" name=""/>
+                    <pic:cNvPicPr/>
+                  </pic:nvPicPr>
+                  <pic:blipFill>
+                    <a:blip r:embed="rId15"/>
+                    <a:stretch>
+                      <a:fillRect/>
+                    </a:stretch>
+                  </pic:blipFill>
+                  <pic:spPr>
+                    <a:xfrm>
+                      <a:off x="0" y="0"/>
+                      <a:ext cx="5940425" cy="1358900"/>
+                    </a:xfrm>
+                    <a:prstGeom prst="rect">
+                      <a:avLst/>
+                    </a:prstGeom>
+                  </pic:spPr>
+                </pic:pic>
+              </a:graphicData>
+            </a:graphic>
+          </wp:inline>
+        </w:drawing>
+      </w:r>
+    </w:p>
+    <w:p>
+      <w:pPr>
+        <w:ind w:firstLine="0"/>
+        <w:rPr>
+          <w:rFonts w:eastAsia="Calibri" w:cs="Times New Roman"/>
+          <w:color w:val="0F1115"/>
+          <w:sz w:val="28"/>
+          <w:szCs w:val="28"/>
+          <w:shd w:val="clear" w:color="auto" w:fill="FFFFFF"/>
+        </w:rPr>
+      </w:pPr>
+      <w:r>
+        <w:rPr>
+          <w:rFonts w:eastAsia="Calibri" w:cs="Times New Roman"/>
+          <w:color w:val="0F1115"/>
+          <w:sz w:val="28"/>
+          <w:szCs w:val="28"/>
+          <w:shd w:val="clear" w:color="auto" w:fill="FFFFFF"/>
+        </w:rPr>
+        <w:t xml:space="preserve">Рисунок </w:t>
+      </w:r>
+      <w:r>
+        <w:rPr>
+          <w:rFonts w:eastAsia="Calibri" w:cs="Times New Roman"/>
+          <w:color w:val="0F1115"/>
+          <w:sz w:val="28"/>
+          <w:szCs w:val="28"/>
+          <w:shd w:val="clear" w:color="auto" w:fill="FFFFFF"/>
+        </w:rPr>
+        <w:t>1</w:t>
+      </w:r>
+      <w:r>
+        <w:rPr>
+          <w:rFonts w:eastAsia="Calibri" w:cs="Times New Roman"/>
+          <w:color w:val="0F1115"/>
+          <w:sz w:val="28"/>
+          <w:szCs w:val="28"/>
+          <w:shd w:val="clear" w:color="auto" w:fill="FFFFFF"/>
+        </w:rPr>
+        <w:t>2</w:t>
+      </w:r>
+      <w:r>
+        <w:rPr>
+          <w:rFonts w:eastAsia="Calibri" w:cs="Times New Roman"/>
+          <w:color w:val="0F1115"/>
+          <w:sz w:val="28"/>
+          <w:szCs w:val="28"/>
+          <w:shd w:val="clear" w:color="auto" w:fill="FFFFFF"/>
+        </w:rPr>
+        <w:t xml:space="preserve"> – </w:t>
+      </w:r>
+      <w:r>
+        <w:rPr>
+          <w:rFonts w:eastAsia="Calibri" w:cs="Times New Roman"/>
+          <w:color w:val="0F1115"/>
+          <w:sz w:val="28"/>
+          <w:szCs w:val="28"/>
+          <w:shd w:val="clear" w:color="auto" w:fill="FFFFFF"/>
+        </w:rPr>
+        <w:t>Момент перехода по правой стрелке</w:t>
+      </w:r>
+      <w:r>
+        <w:rPr>
+          <w:rFonts w:eastAsia="Calibri" w:cs="Times New Roman"/>
+          <w:color w:val="0F1115"/>
+          <w:sz w:val="28"/>
+          <w:szCs w:val="28"/>
+          <w:shd w:val="clear" w:color="auto" w:fill="FFFFFF"/>
+        </w:rPr>
+        <w:t xml:space="preserve">, регистр </w:t>
+      </w:r>
+      <w:r>
+        <w:rPr>
+          <w:rFonts w:eastAsia="Calibri" w:cs="Times New Roman"/>
+          <w:color w:val="0F1115"/>
+          <w:sz w:val="28"/>
+          <w:szCs w:val="28"/>
+          <w:shd w:val="clear" w:color="auto" w:fill="FFFFFF"/>
+          <w:lang w:val="en-US"/>
+        </w:rPr>
+        <w:t>EAX</w:t>
+      </w:r>
+      <w:r>
+        <w:rPr>
+          <w:rFonts w:eastAsia="Calibri" w:cs="Times New Roman"/>
+          <w:color w:val="0F1115"/>
+          <w:sz w:val="28"/>
+          <w:szCs w:val="28"/>
+          <w:shd w:val="clear" w:color="auto" w:fill="FFFFFF"/>
+        </w:rPr>
+        <w:t>=1</w:t>
+      </w:r>
+      <w:r>
+        <w:rPr>
+          <w:rFonts w:eastAsia="Calibri" w:cs="Times New Roman"/>
+          <w:color w:val="0F1115"/>
+          <w:sz w:val="28"/>
+          <w:szCs w:val="28"/>
+          <w:shd w:val="clear" w:color="auto" w:fill="FFFFFF"/>
+          <w:lang w:val="en-US"/>
+        </w:rPr>
+        <w:t>Ah</w:t>
+      </w:r>
+    </w:p>
+    <w:p>
+      <w:pPr>
+        <w:ind w:firstLine="0"/>
+        <w:rPr>
+          <w:rFonts w:eastAsia="Calibri" w:cs="Times New Roman"/>
+          <w:color w:val="0F1115"/>
+          <w:sz w:val="28"/>
+          <w:szCs w:val="28"/>
+          <w:shd w:val="clear" w:color="auto" w:fill="FFFFFF"/>
+        </w:rPr>
+      </w:pPr>
+      <w:r>
+        <w:rPr>
+          <w:noProof/>
+        </w:rPr>
+        <w:drawing>
+          <wp:inline distT="0" distB="0" distL="0" distR="0" wp14:anchorId="4179CDE4" wp14:editId="1E86614E">
+            <wp:extent cx="5940425" cy="2560955"/>
+            <wp:effectExtent l="0" t="0" r="3175" b="0"/>
+            <wp:docPr id="16" name="Рисунок 16"/>
+            <wp:cNvGraphicFramePr>
+              <a:graphicFrameLocks xmlns:a="http://schemas.openxmlformats.org/drawingml/2006/main" noChangeAspect="1"/>
+            </wp:cNvGraphicFramePr>
+            <a:graphic xmlns:a="http://schemas.openxmlformats.org/drawingml/2006/main">
+              <a:graphicData uri="http://schemas.openxmlformats.org/drawingml/2006/picture">
+                <pic:pic xmlns:pic="http://schemas.openxmlformats.org/drawingml/2006/picture">
+                  <pic:nvPicPr>
+                    <pic:cNvPr id="1" name=""/>
+                    <pic:cNvPicPr/>
+                  </pic:nvPicPr>
+                  <pic:blipFill>
+                    <a:blip r:embed="rId16"/>
+                    <a:stretch>
+                      <a:fillRect/>
+                    </a:stretch>
+                  </pic:blipFill>
+                  <pic:spPr>
+                    <a:xfrm>
+                      <a:off x="0" y="0"/>
+                      <a:ext cx="5940425" cy="2560955"/>
+                    </a:xfrm>
+                    <a:prstGeom prst="rect">
+                      <a:avLst/>
+                    </a:prstGeom>
+                  </pic:spPr>
+                </pic:pic>
+              </a:graphicData>
+            </a:graphic>
+          </wp:inline>
+        </w:drawing>
+      </w:r>
+    </w:p>
+    <w:p>
+      <w:pPr>
+        <w:ind w:firstLine="0"/>
+        <w:rPr>
+          <w:rFonts w:eastAsia="Calibri" w:cs="Times New Roman"/>
+          <w:color w:val="0F1115"/>
+          <w:sz w:val="28"/>
+          <w:szCs w:val="28"/>
+          <w:shd w:val="clear" w:color="auto" w:fill="FFFFFF"/>
+        </w:rPr>
+      </w:pPr>
+      <w:r>
+        <w:rPr>
+          <w:rFonts w:eastAsia="Calibri" w:cs="Times New Roman"/>
+          <w:color w:val="0F1115"/>
+          <w:sz w:val="28"/>
+          <w:szCs w:val="28"/>
+          <w:shd w:val="clear" w:color="auto" w:fill="FFFFFF"/>
+        </w:rPr>
+        <w:t xml:space="preserve">Рисунок </w:t>
+      </w:r>
+      <w:r>
+        <w:rPr>
+          <w:rFonts w:eastAsia="Calibri" w:cs="Times New Roman"/>
+          <w:color w:val="0F1115"/>
+          <w:sz w:val="28"/>
+          <w:szCs w:val="28"/>
+          <w:shd w:val="clear" w:color="auto" w:fill="FFFFFF"/>
+        </w:rPr>
+        <w:t>1</w:t>
+      </w:r>
+      <w:r>
+        <w:rPr>
+          <w:rFonts w:eastAsia="Calibri" w:cs="Times New Roman"/>
+          <w:color w:val="0F1115"/>
+          <w:sz w:val="28"/>
+          <w:szCs w:val="28"/>
+          <w:shd w:val="clear" w:color="auto" w:fill="FFFFFF"/>
+        </w:rPr>
+        <w:t>3</w:t>
+      </w:r>
+      <w:r>
+        <w:rPr>
+          <w:rFonts w:eastAsia="Calibri" w:cs="Times New Roman"/>
+          <w:color w:val="0F1115"/>
+          <w:sz w:val="28"/>
+          <w:szCs w:val="28"/>
+          <w:shd w:val="clear" w:color="auto" w:fill="FFFFFF"/>
+        </w:rPr>
+        <w:t xml:space="preserve"> – </w:t>
+      </w:r>
+      <w:r>
+        <w:rPr>
+          <w:rFonts w:eastAsia="Calibri" w:cs="Times New Roman"/>
+          <w:color w:val="0F1115"/>
+          <w:sz w:val="28"/>
+          <w:szCs w:val="28"/>
+          <w:shd w:val="clear" w:color="auto" w:fill="FFFFFF"/>
+        </w:rPr>
+        <w:t xml:space="preserve">Ассемблерная инструкция </w:t>
+      </w:r>
+      <w:r>
+        <w:rPr>
+          <w:rFonts w:eastAsia="Calibri" w:cs="Times New Roman"/>
+          <w:color w:val="0F1115"/>
+          <w:sz w:val="28"/>
+          <w:szCs w:val="28"/>
+          <w:shd w:val="clear" w:color="auto" w:fill="FFFFFF"/>
+          <w:lang w:val="en-US"/>
+        </w:rPr>
+        <w:t>JZ</w:t>
+      </w:r>
+      <w:r>
+        <w:rPr>
+          <w:rFonts w:eastAsia="Calibri" w:cs="Times New Roman"/>
+          <w:color w:val="0F1115"/>
+          <w:sz w:val="28"/>
+          <w:szCs w:val="28"/>
+          <w:shd w:val="clear" w:color="auto" w:fill="FFFFFF"/>
+        </w:rPr>
+        <w:t xml:space="preserve"> </w:t>
+      </w:r>
+      <w:r>
+        <w:rPr>
+          <w:rFonts w:eastAsia="Calibri" w:cs="Times New Roman"/>
+          <w:color w:val="0F1115"/>
+          <w:sz w:val="28"/>
+          <w:szCs w:val="28"/>
+          <w:shd w:val="clear" w:color="auto" w:fill="FFFFFF"/>
+        </w:rPr>
+        <w:t xml:space="preserve">выдала </w:t>
+      </w:r>
+      <w:r>
+        <w:rPr>
+          <w:rFonts w:eastAsia="Calibri" w:cs="Times New Roman"/>
+          <w:color w:val="0F1115"/>
+          <w:sz w:val="28"/>
+          <w:szCs w:val="28"/>
+          <w:shd w:val="clear" w:color="auto" w:fill="FFFFFF"/>
+          <w:lang w:val="en-US"/>
+        </w:rPr>
+        <w:t>ZF</w:t>
+      </w:r>
+      <w:r>
+        <w:rPr>
+          <w:rFonts w:eastAsia="Calibri" w:cs="Times New Roman"/>
+          <w:color w:val="0F1115"/>
+          <w:sz w:val="28"/>
+          <w:szCs w:val="28"/>
+          <w:shd w:val="clear" w:color="auto" w:fill="FFFFFF"/>
+        </w:rPr>
+        <w:t>=1</w:t>
+      </w:r>
+    </w:p>
+    <w:p>
+      <w:pPr>
+        <w:ind w:firstLine="0"/>
+        <w:rPr>
+          <w:rFonts w:eastAsia="Calibri" w:cs="Times New Roman"/>
+          <w:color w:val="0F1115"/>
+          <w:sz w:val="28"/>
+          <w:szCs w:val="28"/>
+          <w:shd w:val="clear" w:color="auto" w:fill="FFFFFF"/>
+        </w:rPr>
+      </w:pPr>
+      <w:r>
+        <w:rPr>
+          <w:noProof/>
+        </w:rPr>
+        <w:drawing>
+          <wp:inline distT="0" distB="0" distL="0" distR="0" wp14:anchorId="017BF308" wp14:editId="2CF0CB17">
+            <wp:extent cx="5940425" cy="2725420"/>
+            <wp:effectExtent l="0" t="0" r="3175" b="0"/>
+            <wp:docPr id="17" name="Рисунок 17"/>
+            <wp:cNvGraphicFramePr>
+              <a:graphicFrameLocks xmlns:a="http://schemas.openxmlformats.org/drawingml/2006/main" noChangeAspect="1"/>
+            </wp:cNvGraphicFramePr>
+            <a:graphic xmlns:a="http://schemas.openxmlformats.org/drawingml/2006/main">
+              <a:graphicData uri="http://schemas.openxmlformats.org/drawingml/2006/picture">
+                <pic:pic xmlns:pic="http://schemas.openxmlformats.org/drawingml/2006/picture">
+                  <pic:nvPicPr>
+                    <pic:cNvPr id="1" name=""/>
+                    <pic:cNvPicPr/>
+                  </pic:nvPicPr>
+                  <pic:blipFill>
+                    <a:blip r:embed="rId17"/>
+                    <a:stretch>
+                      <a:fillRect/>
+                    </a:stretch>
+                  </pic:blipFill>
+                  <pic:spPr>
+                    <a:xfrm>
+                      <a:off x="0" y="0"/>
+                      <a:ext cx="5940425" cy="2725420"/>
+                    </a:xfrm>
+                    <a:prstGeom prst="rect">
+                      <a:avLst/>
+                    </a:prstGeom>
+                  </pic:spPr>
+                </pic:pic>
+              </a:graphicData>
+            </a:graphic>
+          </wp:inline>
+        </w:drawing>
+      </w:r>
+    </w:p>
+    <w:p>
+      <w:pPr>
+        <w:ind w:firstLine="0"/>
+        <w:rPr>
+          <w:rFonts w:eastAsia="Calibri" w:cs="Times New Roman"/>
+          <w:color w:val="0F1115"/>
+          <w:sz w:val="28"/>
+          <w:szCs w:val="28"/>
+          <w:shd w:val="clear" w:color="auto" w:fill="FFFFFF"/>
+        </w:rPr>
+      </w:pPr>
+      <w:r>
+        <w:rPr>
+          <w:rFonts w:eastAsia="Calibri" w:cs="Times New Roman"/>
+          <w:color w:val="0F1115"/>
+          <w:sz w:val="28"/>
+          <w:szCs w:val="28"/>
+          <w:shd w:val="clear" w:color="auto" w:fill="FFFFFF"/>
+        </w:rPr>
+        <w:t xml:space="preserve">Рисунок </w:t>
+      </w:r>
+      <w:r>
+        <w:rPr>
+          <w:rFonts w:eastAsia="Calibri" w:cs="Times New Roman"/>
+          <w:color w:val="0F1115"/>
+          <w:sz w:val="28"/>
+          <w:szCs w:val="28"/>
+          <w:shd w:val="clear" w:color="auto" w:fill="FFFFFF"/>
+        </w:rPr>
+        <w:t>1</w:t>
+      </w:r>
+      <w:r>
+        <w:rPr>
+          <w:rFonts w:eastAsia="Calibri" w:cs="Times New Roman"/>
+          <w:color w:val="0F1115"/>
+          <w:sz w:val="28"/>
+          <w:szCs w:val="28"/>
+          <w:shd w:val="clear" w:color="auto" w:fill="FFFFFF"/>
+        </w:rPr>
+        <w:t>4</w:t>
+      </w:r>
+      <w:r>
+        <w:rPr>
+          <w:rFonts w:eastAsia="Calibri" w:cs="Times New Roman"/>
+          <w:color w:val="0F1115"/>
+          <w:sz w:val="28"/>
+          <w:szCs w:val="28"/>
+          <w:shd w:val="clear" w:color="auto" w:fill="FFFFFF"/>
+        </w:rPr>
+        <w:t xml:space="preserve"> – </w:t>
+      </w:r>
+      <w:r>
+        <w:rPr>
+          <w:rFonts w:eastAsia="Calibri" w:cs="Times New Roman"/>
+          <w:color w:val="0F1115"/>
+          <w:sz w:val="28"/>
+          <w:szCs w:val="28"/>
+          <w:shd w:val="clear" w:color="auto" w:fill="FFFFFF"/>
+        </w:rPr>
+        <w:t xml:space="preserve">Переход на выход из функции </w:t>
+      </w:r>
+      <w:r>
+        <w:rPr>
+          <w:rFonts w:eastAsia="Calibri" w:cs="Times New Roman"/>
+          <w:color w:val="0F1115"/>
+          <w:sz w:val="28"/>
+          <w:szCs w:val="28"/>
+          <w:shd w:val="clear" w:color="auto" w:fill="FFFFFF"/>
+        </w:rPr>
+        <w:t>_</w:t>
+      </w:r>
+      <w:r>
+        <w:rPr>
+          <w:rFonts w:eastAsia="Calibri" w:cs="Times New Roman"/>
+          <w:color w:val="0F1115"/>
+          <w:sz w:val="28"/>
+          <w:szCs w:val="28"/>
+          <w:shd w:val="clear" w:color="auto" w:fill="FFFFFF"/>
+          <w:lang w:val="en-US"/>
+        </w:rPr>
+        <w:t>exit</w:t>
+      </w:r>
+    </w:p>
+    <w:p>
+      <w:pPr>
+        <w:rPr>
+          <w:sz w:val="28"/>
+          <w:szCs w:val="28"/>
+          <w:lang w:val="en-US"/>
+        </w:rPr>
+      </w:pPr>
+      <w:r>
+        <w:rPr>
+          <w:sz w:val="28"/>
+          <w:szCs w:val="28"/>
+        </w:rPr>
+        <w:t xml:space="preserve">Теперь произведём аналогичные действия с установленной переменной окружения </w:t>
+      </w:r>
+      <w:r>
+        <w:rPr>
+          <w:sz w:val="28"/>
+          <w:szCs w:val="28"/>
+          <w:lang w:val="en-US"/>
+        </w:rPr>
+        <w:t>LOLX</w:t>
+      </w:r>
+    </w:p>
+    <w:p>
+      <w:pPr>
+        <w:rPr>
+          <w:sz w:val="28"/>
+          <w:szCs w:val="28"/>
+        </w:rPr>
+      </w:pPr>
+      <w:r>
+        <w:rPr>
+          <w:noProof/>
+        </w:rPr>
+        <w:lastRenderedPageBreak/>
+        <w:drawing>
+          <wp:inline distT="0" distB="0" distL="0" distR="0" wp14:anchorId="77419259" wp14:editId="60257CB3">
+            <wp:extent cx="5940425" cy="1437005"/>
+            <wp:effectExtent l="0" t="0" r="3175" b="0"/>
+            <wp:docPr id="11" name="Рисунок 11"/>
+            <wp:cNvGraphicFramePr>
+              <a:graphicFrameLocks xmlns:a="http://schemas.openxmlformats.org/drawingml/2006/main" noChangeAspect="1"/>
+            </wp:cNvGraphicFramePr>
+            <a:graphic xmlns:a="http://schemas.openxmlformats.org/drawingml/2006/main">
+              <a:graphicData uri="http://schemas.openxmlformats.org/drawingml/2006/picture">
+                <pic:pic xmlns:pic="http://schemas.openxmlformats.org/drawingml/2006/picture">
+                  <pic:nvPicPr>
+                    <pic:cNvPr id="1" name=""/>
+                    <pic:cNvPicPr/>
+                  </pic:nvPicPr>
+                  <pic:blipFill>
+                    <a:blip r:embed="rId18"/>
+                    <a:stretch>
+                      <a:fillRect/>
+                    </a:stretch>
+                  </pic:blipFill>
+                  <pic:spPr>
+                    <a:xfrm>
+                      <a:off x="0" y="0"/>
+                      <a:ext cx="5940425" cy="1437005"/>
+                    </a:xfrm>
+                    <a:prstGeom prst="rect">
+                      <a:avLst/>
+                    </a:prstGeom>
+                  </pic:spPr>
+                </pic:pic>
+              </a:graphicData>
+            </a:graphic>
+          </wp:inline>
+        </w:drawing>
+      </w:r>
+    </w:p>
+    <w:p>
+      <w:pPr>
+        <w:ind w:firstLine="0"/>
+        <w:rPr>
+          <w:rFonts w:eastAsia="Calibri" w:cs="Times New Roman"/>
+          <w:color w:val="0F1115"/>
+          <w:sz w:val="28"/>
+          <w:szCs w:val="28"/>
+          <w:shd w:val="clear" w:color="auto" w:fill="FFFFFF"/>
+        </w:rPr>
+      </w:pPr>
+      <w:r>
+        <w:rPr>
+          <w:rFonts w:eastAsia="Calibri" w:cs="Times New Roman"/>
+          <w:color w:val="0F1115"/>
+          <w:sz w:val="28"/>
+          <w:szCs w:val="28"/>
+          <w:shd w:val="clear" w:color="auto" w:fill="FFFFFF"/>
+        </w:rPr>
+        <w:t xml:space="preserve">Рисунок </w:t>
+      </w:r>
+      <w:r>
+        <w:rPr>
+          <w:rFonts w:eastAsia="Calibri" w:cs="Times New Roman"/>
+          <w:color w:val="0F1115"/>
+          <w:sz w:val="28"/>
+          <w:szCs w:val="28"/>
+          <w:shd w:val="clear" w:color="auto" w:fill="FFFFFF"/>
+        </w:rPr>
+        <w:t>1</w:t>
+      </w:r>
+      <w:r>
+        <w:rPr>
+          <w:rFonts w:eastAsia="Calibri" w:cs="Times New Roman"/>
+          <w:color w:val="0F1115"/>
+          <w:sz w:val="28"/>
+          <w:szCs w:val="28"/>
+          <w:shd w:val="clear" w:color="auto" w:fill="FFFFFF"/>
+        </w:rPr>
+        <w:t>5</w:t>
+      </w:r>
+      <w:r>
+        <w:rPr>
+          <w:rFonts w:eastAsia="Calibri" w:cs="Times New Roman"/>
+          <w:color w:val="0F1115"/>
+          <w:sz w:val="28"/>
+          <w:szCs w:val="28"/>
+          <w:shd w:val="clear" w:color="auto" w:fill="FFFFFF"/>
+        </w:rPr>
+        <w:t xml:space="preserve"> – </w:t>
+      </w:r>
+      <w:r>
+        <w:rPr>
+          <w:rFonts w:eastAsia="Calibri" w:cs="Times New Roman"/>
+          <w:color w:val="0F1115"/>
+          <w:sz w:val="28"/>
+          <w:szCs w:val="28"/>
+          <w:shd w:val="clear" w:color="auto" w:fill="FFFFFF"/>
+        </w:rPr>
+        <w:t>Запуск с установленной переменной окружения</w:t>
+      </w:r>
+    </w:p>
+    <w:p>
+      <w:pPr>
+        <w:ind w:firstLine="0"/>
+        <w:rPr>
+          <w:rFonts w:eastAsia="Calibri" w:cs="Times New Roman"/>
+          <w:color w:val="0F1115"/>
+          <w:sz w:val="28"/>
+          <w:szCs w:val="28"/>
+          <w:shd w:val="clear" w:color="auto" w:fill="FFFFFF"/>
+        </w:rPr>
+      </w:pPr>
+      <w:r>
+        <w:rPr>
+          <w:noProof/>
+        </w:rPr>
+        <w:drawing>
+          <wp:inline distT="0" distB="0" distL="0" distR="0" wp14:anchorId="327FFC00" wp14:editId="0305A600">
+            <wp:extent cx="5940425" cy="1386205"/>
+            <wp:effectExtent l="0" t="0" r="3175" b="4445"/>
+            <wp:docPr id="21" name="Рисунок 21"/>
+            <wp:cNvGraphicFramePr>
+              <a:graphicFrameLocks xmlns:a="http://schemas.openxmlformats.org/drawingml/2006/main" noChangeAspect="1"/>
+            </wp:cNvGraphicFramePr>
+            <a:graphic xmlns:a="http://schemas.openxmlformats.org/drawingml/2006/main">
+              <a:graphicData uri="http://schemas.openxmlformats.org/drawingml/2006/picture">
+                <pic:pic xmlns:pic="http://schemas.openxmlformats.org/drawingml/2006/picture">
+                  <pic:nvPicPr>
+                    <pic:cNvPr id="1" name=""/>
+                    <pic:cNvPicPr/>
+                  </pic:nvPicPr>
+                  <pic:blipFill>
+                    <a:blip r:embed="rId19"/>
+                    <a:stretch>
+                      <a:fillRect/>
+                    </a:stretch>
+                  </pic:blipFill>
+                  <pic:spPr>
+                    <a:xfrm>
+                      <a:off x="0" y="0"/>
+                      <a:ext cx="5940425" cy="1386205"/>
+                    </a:xfrm>
+                    <a:prstGeom prst="rect">
+                      <a:avLst/>
+                    </a:prstGeom>
+                  </pic:spPr>
+                </pic:pic>
+              </a:graphicData>
+            </a:graphic>
+          </wp:inline>
+        </w:drawing>
+      </w:r>
+    </w:p>
+    <w:p>
+      <w:pPr>
+        <w:ind w:firstLine="0"/>
+        <w:rPr>
+          <w:rFonts w:eastAsia="Calibri" w:cs="Times New Roman"/>
+          <w:color w:val="0F1115"/>
+          <w:sz w:val="28"/>
+          <w:szCs w:val="28"/>
+          <w:shd w:val="clear" w:color="auto" w:fill="FFFFFF"/>
+        </w:rPr>
+      </w:pPr>
+      <w:r>
+        <w:rPr>
+          <w:rFonts w:eastAsia="Calibri" w:cs="Times New Roman"/>
+          <w:color w:val="0F1115"/>
+          <w:sz w:val="28"/>
+          <w:szCs w:val="28"/>
+          <w:shd w:val="clear" w:color="auto" w:fill="FFFFFF"/>
+        </w:rPr>
+        <w:t xml:space="preserve">Рисунок </w:t>
+      </w:r>
+      <w:r>
+        <w:rPr>
+          <w:rFonts w:eastAsia="Calibri" w:cs="Times New Roman"/>
+          <w:color w:val="0F1115"/>
+          <w:sz w:val="28"/>
+          <w:szCs w:val="28"/>
+          <w:shd w:val="clear" w:color="auto" w:fill="FFFFFF"/>
+        </w:rPr>
+        <w:t>1</w:t>
+      </w:r>
+      <w:r>
+        <w:rPr>
+          <w:rFonts w:eastAsia="Calibri" w:cs="Times New Roman"/>
+          <w:color w:val="0F1115"/>
+          <w:sz w:val="28"/>
+          <w:szCs w:val="28"/>
+          <w:shd w:val="clear" w:color="auto" w:fill="FFFFFF"/>
+        </w:rPr>
+        <w:t>6</w:t>
+      </w:r>
+      <w:r>
+        <w:rPr>
+          <w:rFonts w:eastAsia="Calibri" w:cs="Times New Roman"/>
+          <w:color w:val="0F1115"/>
+          <w:sz w:val="28"/>
+          <w:szCs w:val="28"/>
+          <w:shd w:val="clear" w:color="auto" w:fill="FFFFFF"/>
+        </w:rPr>
+        <w:t xml:space="preserve"> – </w:t>
+      </w:r>
+      <w:r>
+        <w:rPr>
+          <w:rFonts w:eastAsia="Calibri" w:cs="Times New Roman"/>
+          <w:color w:val="0F1115"/>
+          <w:sz w:val="28"/>
+          <w:szCs w:val="28"/>
+          <w:shd w:val="clear" w:color="auto" w:fill="FFFFFF"/>
+        </w:rPr>
+        <w:t>Момент перехода по левой стрелке условия</w:t>
+      </w:r>
+      <w:r>
+        <w:rPr>
+          <w:rFonts w:eastAsia="Calibri" w:cs="Times New Roman"/>
+          <w:color w:val="0F1115"/>
+          <w:sz w:val="28"/>
+          <w:szCs w:val="28"/>
+          <w:shd w:val="clear" w:color="auto" w:fill="FFFFFF"/>
+        </w:rPr>
+        <w:t xml:space="preserve"> </w:t>
+      </w:r>
+      <w:r>
+        <w:rPr>
+          <w:rFonts w:eastAsia="Calibri" w:cs="Times New Roman"/>
+          <w:color w:val="0F1115"/>
+          <w:sz w:val="28"/>
+          <w:szCs w:val="28"/>
+          <w:shd w:val="clear" w:color="auto" w:fill="FFFFFF"/>
+          <w:lang w:val="en-US"/>
+        </w:rPr>
+        <w:t>EAX</w:t>
+      </w:r>
+      <w:r>
+        <w:rPr>
+          <w:rFonts w:eastAsia="Calibri" w:cs="Times New Roman"/>
+          <w:color w:val="0F1115"/>
+          <w:sz w:val="28"/>
+          <w:szCs w:val="28"/>
+          <w:shd w:val="clear" w:color="auto" w:fill="FFFFFF"/>
+        </w:rPr>
+        <w:t xml:space="preserve"> = </w:t>
+      </w:r>
+      <w:r>
+        <w:rPr>
+          <w:rFonts w:eastAsia="Calibri" w:cs="Times New Roman"/>
+          <w:color w:val="0F1115"/>
+          <w:sz w:val="28"/>
+          <w:szCs w:val="28"/>
+          <w:shd w:val="clear" w:color="auto" w:fill="FFFFFF"/>
+        </w:rPr>
+        <w:t>0000000</w:t>
+      </w:r>
+      <w:r>
+        <w:rPr>
+          <w:rFonts w:eastAsia="Calibri" w:cs="Times New Roman"/>
+          <w:color w:val="0F1115"/>
+          <w:sz w:val="28"/>
+          <w:szCs w:val="28"/>
+          <w:shd w:val="clear" w:color="auto" w:fill="FFFFFF"/>
+          <w:lang w:val="en-US"/>
+        </w:rPr>
+        <w:t>F</w:t>
+      </w:r>
+    </w:p>
+    <w:p>
+      <w:pPr>
+        <w:ind w:firstLine="0"/>
+      </w:pPr>
+      <w:r>
+        <w:rPr>
+          <w:rFonts w:eastAsia="Calibri" w:cs="Times New Roman"/>
+          <w:color w:val="0F1115"/>
+          <w:sz w:val="28"/>
+          <w:szCs w:val="28"/>
+          <w:shd w:val="clear" w:color="auto" w:fill="FFFFFF"/>
+        </w:rPr>
+        <w:t>Отладчик замечает нашу переменную окру</w:t>
+      </w:r>
+      <w:r>
+        <w:rPr>
+          <w:rFonts w:eastAsia="Calibri" w:cs="Times New Roman"/>
+          <w:color w:val="0F1115"/>
+          <w:sz w:val="28"/>
+          <w:szCs w:val="28"/>
+          <w:shd w:val="clear" w:color="auto" w:fill="FFFFFF"/>
+        </w:rPr>
+        <w:t>ж</w:t>
+      </w:r>
+      <w:r>
+        <w:rPr>
+          <w:rFonts w:eastAsia="Calibri" w:cs="Times New Roman"/>
+          <w:color w:val="0F1115"/>
+          <w:sz w:val="28"/>
+          <w:szCs w:val="28"/>
+          <w:shd w:val="clear" w:color="auto" w:fill="FFFFFF"/>
+        </w:rPr>
+        <w:t xml:space="preserve">ения и </w:t>
+      </w:r>
+      <w:r>
+        <w:rPr>
+          <w:rFonts w:eastAsia="Calibri" w:cs="Times New Roman"/>
+          <w:color w:val="0F1115"/>
+          <w:sz w:val="28"/>
+          <w:szCs w:val="28"/>
+          <w:shd w:val="clear" w:color="auto" w:fill="FFFFFF"/>
+        </w:rPr>
+        <w:t>записыва</w:t>
+      </w:r>
+      <w:r>
+        <w:rPr>
+          <w:sz w:val="28"/>
+          <w:szCs w:val="28"/>
+        </w:rPr>
+        <w:t xml:space="preserve">ет в регистр </w:t>
+      </w:r>
+      <w:r>
+        <w:rPr>
+          <w:sz w:val="28"/>
+          <w:szCs w:val="28"/>
+          <w:lang w:val="en-US"/>
+        </w:rPr>
+        <w:t>EDX</w:t>
+      </w:r>
+    </w:p>
+    <w:p>
+      <w:pPr>
+        <w:ind w:firstLine="0"/>
+        <w:rPr>
+          <w:rFonts w:eastAsia="Calibri" w:cs="Times New Roman"/>
+          <w:color w:val="0F1115"/>
+          <w:sz w:val="28"/>
+          <w:szCs w:val="28"/>
+          <w:shd w:val="clear" w:color="auto" w:fill="FFFFFF"/>
+        </w:rPr>
+      </w:pPr>
+      <w:r>
+        <w:rPr>
+          <w:noProof/>
+        </w:rPr>
+        <w:drawing>
+          <wp:inline distT="0" distB="0" distL="0" distR="0" wp14:anchorId="258BFE0D" wp14:editId="69084006">
+            <wp:extent cx="5940425" cy="1504315"/>
+            <wp:effectExtent l="0" t="0" r="3175" b="635"/>
+            <wp:docPr id="15" name="Рисунок 15"/>
+            <wp:cNvGraphicFramePr>
+              <a:graphicFrameLocks xmlns:a="http://schemas.openxmlformats.org/drawingml/2006/main" noChangeAspect="1"/>
+            </wp:cNvGraphicFramePr>
+            <a:graphic xmlns:a="http://schemas.openxmlformats.org/drawingml/2006/main">
+              <a:graphicData uri="http://schemas.openxmlformats.org/drawingml/2006/picture">
+                <pic:pic xmlns:pic="http://schemas.openxmlformats.org/drawingml/2006/picture">
+                  <pic:nvPicPr>
+                    <pic:cNvPr id="1" name=""/>
+                    <pic:cNvPicPr/>
+                  </pic:nvPicPr>
+                  <pic:blipFill>
+                    <a:blip r:embed="rId20"/>
+                    <a:stretch>
+                      <a:fillRect/>
+                    </a:stretch>
+                  </pic:blipFill>
+                  <pic:spPr>
+                    <a:xfrm>
+                      <a:off x="0" y="0"/>
+                      <a:ext cx="5940425" cy="1504315"/>
+                    </a:xfrm>
+                    <a:prstGeom prst="rect">
+                      <a:avLst/>
+                    </a:prstGeom>
+                  </pic:spPr>
+                </pic:pic>
+              </a:graphicData>
+            </a:graphic>
+          </wp:inline>
+        </w:drawing>
+      </w:r>
+    </w:p>
+    <w:p>
+      <w:pPr>
+        <w:ind w:firstLine="0"/>
+        <w:rPr>
+          <w:rFonts w:eastAsia="Calibri" w:cs="Times New Roman"/>
+          <w:color w:val="0F1115"/>
+          <w:sz w:val="28"/>
+          <w:szCs w:val="28"/>
+          <w:shd w:val="clear" w:color="auto" w:fill="FFFFFF"/>
+        </w:rPr>
+      </w:pPr>
+      <w:r>
+        <w:rPr>
+          <w:rFonts w:eastAsia="Calibri" w:cs="Times New Roman"/>
+          <w:color w:val="0F1115"/>
+          <w:sz w:val="28"/>
+          <w:szCs w:val="28"/>
+          <w:shd w:val="clear" w:color="auto" w:fill="FFFFFF"/>
+        </w:rPr>
+        <w:t xml:space="preserve">Рисунок </w:t>
+      </w:r>
+      <w:r>
+        <w:rPr>
+          <w:rFonts w:eastAsia="Calibri" w:cs="Times New Roman"/>
+          <w:color w:val="0F1115"/>
+          <w:sz w:val="28"/>
+          <w:szCs w:val="28"/>
+          <w:shd w:val="clear" w:color="auto" w:fill="FFFFFF"/>
+        </w:rPr>
+        <w:t>1</w:t>
+      </w:r>
+      <w:r>
+        <w:rPr>
+          <w:rFonts w:eastAsia="Calibri" w:cs="Times New Roman"/>
+          <w:color w:val="0F1115"/>
+          <w:sz w:val="28"/>
+          <w:szCs w:val="28"/>
+          <w:shd w:val="clear" w:color="auto" w:fill="FFFFFF"/>
+        </w:rPr>
+        <w:t>7</w:t>
+      </w:r>
+      <w:r>
+        <w:rPr>
+          <w:rFonts w:eastAsia="Calibri" w:cs="Times New Roman"/>
+          <w:color w:val="0F1115"/>
+          <w:sz w:val="28"/>
+          <w:szCs w:val="28"/>
+          <w:shd w:val="clear" w:color="auto" w:fill="FFFFFF"/>
+        </w:rPr>
+        <w:t xml:space="preserve"> – </w:t>
+      </w:r>
+      <w:r>
+        <w:rPr>
+          <w:rFonts w:eastAsia="Calibri" w:cs="Times New Roman"/>
+          <w:color w:val="0F1115"/>
+          <w:sz w:val="28"/>
+          <w:szCs w:val="28"/>
+          <w:shd w:val="clear" w:color="auto" w:fill="FFFFFF"/>
+        </w:rPr>
+        <w:t>Выполнение левого блока ассемблерных команд</w:t>
+      </w:r>
+    </w:p>
+    <w:p>
+      <w:pPr>
+        <w:ind w:firstLine="0"/>
+        <w:rPr>
+          <w:rFonts w:eastAsia="Calibri" w:cs="Times New Roman"/>
+          <w:color w:val="0F1115"/>
+          <w:sz w:val="28"/>
+          <w:szCs w:val="28"/>
+          <w:shd w:val="clear" w:color="auto" w:fill="FFFFFF"/>
+        </w:rPr>
+      </w:pPr>
+      <w:r>
+        <w:rPr>
+          <w:rFonts w:eastAsia="Calibri" w:cs="Times New Roman"/>
+          <w:color w:val="0F1115"/>
+          <w:sz w:val="28"/>
+          <w:szCs w:val="28"/>
+          <w:shd w:val="clear" w:color="auto" w:fill="FFFFFF"/>
+        </w:rPr>
+        <w:t>После этого переходим в финальную функцию</w:t>
+      </w:r>
+    </w:p>
+    <w:p>
+      <w:pPr>
+        <w:rPr>
+          <w:sz w:val="28"/>
+          <w:szCs w:val="28"/>
+        </w:rPr>
+      </w:pPr>
+      <w:r>
+        <w:rPr>
+          <w:noProof/>
+        </w:rPr>
+        <w:lastRenderedPageBreak/>
+        <w:drawing>
+          <wp:inline distT="0" distB="0" distL="0" distR="0" wp14:anchorId="7E360DD6" wp14:editId="7ABDC9D1">
+            <wp:extent cx="4723809" cy="3866667"/>
+            <wp:effectExtent l="0" t="0" r="635" b="635"/>
+            <wp:docPr id="18" name="Рисунок 18"/>
+            <wp:cNvGraphicFramePr>
+              <a:graphicFrameLocks xmlns:a="http://schemas.openxmlformats.org/drawingml/2006/main" noChangeAspect="1"/>
+            </wp:cNvGraphicFramePr>
+            <a:graphic xmlns:a="http://schemas.openxmlformats.org/drawingml/2006/main">
+              <a:graphicData uri="http://schemas.openxmlformats.org/drawingml/2006/picture">
+                <pic:pic xmlns:pic="http://schemas.openxmlformats.org/drawingml/2006/picture">
+                  <pic:nvPicPr>
+                    <pic:cNvPr id="1" name=""/>
+                    <pic:cNvPicPr/>
+                  </pic:nvPicPr>
+                  <pic:blipFill>
+                    <a:blip r:embed="rId21"/>
+                    <a:stretch>
+                      <a:fillRect/>
+                    </a:stretch>
+                  </pic:blipFill>
+                  <pic:spPr>
+                    <a:xfrm>
+                      <a:off x="0" y="0"/>
+                      <a:ext cx="4723809" cy="3866667"/>
+                    </a:xfrm>
+                    <a:prstGeom prst="rect">
+                      <a:avLst/>
+                    </a:prstGeom>
+                  </pic:spPr>
+                </pic:pic>
+              </a:graphicData>
+            </a:graphic>
+          </wp:inline>
+        </w:drawing>
+      </w:r>
+    </w:p>
+    <w:p>
+      <w:pPr>
+        <w:ind w:firstLine="0"/>
+        <w:rPr>
+          <w:rFonts w:eastAsia="Calibri" w:cs="Times New Roman"/>
+          <w:color w:val="0F1115"/>
+          <w:sz w:val="28"/>
+          <w:szCs w:val="28"/>
+          <w:shd w:val="clear" w:color="auto" w:fill="FFFFFF"/>
+        </w:rPr>
+      </w:pPr>
+      <w:r>
+        <w:rPr>
+          <w:rFonts w:eastAsia="Calibri" w:cs="Times New Roman"/>
+          <w:color w:val="0F1115"/>
+          <w:sz w:val="28"/>
+          <w:szCs w:val="28"/>
+          <w:shd w:val="clear" w:color="auto" w:fill="FFFFFF"/>
+        </w:rPr>
+        <w:t xml:space="preserve">Рисунок </w:t>
+      </w:r>
+      <w:r>
+        <w:rPr>
+          <w:rFonts w:eastAsia="Calibri" w:cs="Times New Roman"/>
+          <w:color w:val="0F1115"/>
+          <w:sz w:val="28"/>
+          <w:szCs w:val="28"/>
+          <w:shd w:val="clear" w:color="auto" w:fill="FFFFFF"/>
+        </w:rPr>
+        <w:t>1</w:t>
+      </w:r>
+      <w:r>
+        <w:rPr>
+          <w:rFonts w:eastAsia="Calibri" w:cs="Times New Roman"/>
+          <w:color w:val="0F1115"/>
+          <w:sz w:val="28"/>
+          <w:szCs w:val="28"/>
+          <w:shd w:val="clear" w:color="auto" w:fill="FFFFFF"/>
+        </w:rPr>
+        <w:t>8</w:t>
+      </w:r>
+      <w:r>
+        <w:rPr>
+          <w:rFonts w:eastAsia="Calibri" w:cs="Times New Roman"/>
+          <w:color w:val="0F1115"/>
+          <w:sz w:val="28"/>
+          <w:szCs w:val="28"/>
+          <w:shd w:val="clear" w:color="auto" w:fill="FFFFFF"/>
+        </w:rPr>
+        <w:t xml:space="preserve"> – </w:t>
+      </w:r>
+      <w:r>
+        <w:rPr>
+          <w:rFonts w:eastAsia="Calibri" w:cs="Times New Roman"/>
+          <w:color w:val="0F1115"/>
+          <w:sz w:val="28"/>
+          <w:szCs w:val="28"/>
+          <w:shd w:val="clear" w:color="auto" w:fill="FFFFFF"/>
+        </w:rPr>
+        <w:t>Выполнение левого блока ассемблерных команд</w:t>
+      </w:r>
+    </w:p>
+    <w:p>
+      <w:pPr>
+        <w:rPr>
+          <w:sz w:val="28"/>
+          <w:szCs w:val="28"/>
+        </w:rPr>
+      </w:pPr>
+      <w:r>
+        <w:rPr>
+          <w:sz w:val="28"/>
+          <w:szCs w:val="28"/>
+        </w:rPr>
+        <w:t xml:space="preserve">Условия проходят успешно. На вывод программы подаётся </w:t>
+      </w:r>
+      <w:proofErr w:type="gramStart"/>
+      <w:r>
+        <w:rPr>
+          <w:sz w:val="28"/>
+          <w:szCs w:val="28"/>
+        </w:rPr>
+        <w:t>строка</w:t>
+      </w:r>
+      <w:proofErr w:type="gramEnd"/>
+      <w:r>
+        <w:rPr>
+          <w:sz w:val="28"/>
+          <w:szCs w:val="28"/>
+        </w:rPr>
+        <w:t xml:space="preserve"> обозначающая успешную аутентификацию</w:t>
+      </w:r>
+    </w:p>
+    <w:p>
+      <w:pPr>
+        <w:rPr>
+          <w:sz w:val="28"/>
+          <w:szCs w:val="28"/>
+        </w:rPr>
+      </w:pPr>
+      <w:r>
+        <w:rPr>
+          <w:noProof/>
+        </w:rPr>
+        <w:drawing>
+          <wp:inline distT="0" distB="0" distL="0" distR="0" wp14:anchorId="3D84F837" wp14:editId="35DF156E">
+            <wp:extent cx="5940425" cy="1652905"/>
+            <wp:effectExtent l="0" t="0" r="3175" b="4445"/>
+            <wp:docPr id="19" name="Рисунок 19"/>
+            <wp:cNvGraphicFramePr>
+              <a:graphicFrameLocks xmlns:a="http://schemas.openxmlformats.org/drawingml/2006/main" noChangeAspect="1"/>
+            </wp:cNvGraphicFramePr>
+            <a:graphic xmlns:a="http://schemas.openxmlformats.org/drawingml/2006/main">
+              <a:graphicData uri="http://schemas.openxmlformats.org/drawingml/2006/picture">
+                <pic:pic xmlns:pic="http://schemas.openxmlformats.org/drawingml/2006/picture">
+                  <pic:nvPicPr>
+                    <pic:cNvPr id="1" name=""/>
+                    <pic:cNvPicPr/>
+                  </pic:nvPicPr>
+                  <pic:blipFill>
+                    <a:blip r:embed="rId22"/>
+                    <a:stretch>
+                      <a:fillRect/>
+                    </a:stretch>
+                  </pic:blipFill>
+                  <pic:spPr>
+                    <a:xfrm>
+                      <a:off x="0" y="0"/>
+                      <a:ext cx="5940425" cy="1652905"/>
+                    </a:xfrm>
+                    <a:prstGeom prst="rect">
+                      <a:avLst/>
+                    </a:prstGeom>
+                  </pic:spPr>
+                </pic:pic>
+              </a:graphicData>
+            </a:graphic>
+          </wp:inline>
+        </w:drawing>
+      </w:r>
+    </w:p>
+    <w:p>
+      <w:pPr>
+        <w:ind w:firstLine="0"/>
+        <w:rPr>
+          <w:rFonts w:eastAsia="Calibri" w:cs="Times New Roman"/>
+          <w:color w:val="0F1115"/>
+          <w:sz w:val="28"/>
+          <w:szCs w:val="28"/>
+          <w:shd w:val="clear" w:color="auto" w:fill="FFFFFF"/>
+        </w:rPr>
+      </w:pPr>
+      <w:r>
+        <w:rPr>
+          <w:rFonts w:eastAsia="Calibri" w:cs="Times New Roman"/>
+          <w:color w:val="0F1115"/>
+          <w:sz w:val="28"/>
+          <w:szCs w:val="28"/>
+          <w:shd w:val="clear" w:color="auto" w:fill="FFFFFF"/>
+        </w:rPr>
+        <w:t xml:space="preserve">Рисунок </w:t>
+      </w:r>
+      <w:r>
+        <w:rPr>
+          <w:rFonts w:eastAsia="Calibri" w:cs="Times New Roman"/>
+          <w:color w:val="0F1115"/>
+          <w:sz w:val="28"/>
+          <w:szCs w:val="28"/>
+          <w:shd w:val="clear" w:color="auto" w:fill="FFFFFF"/>
+        </w:rPr>
+        <w:t>1</w:t>
+      </w:r>
+      <w:r>
+        <w:rPr>
+          <w:rFonts w:eastAsia="Calibri" w:cs="Times New Roman"/>
+          <w:color w:val="0F1115"/>
+          <w:sz w:val="28"/>
+          <w:szCs w:val="28"/>
+          <w:shd w:val="clear" w:color="auto" w:fill="FFFFFF"/>
+        </w:rPr>
+        <w:t>9</w:t>
+      </w:r>
+      <w:r>
+        <w:rPr>
+          <w:rFonts w:eastAsia="Calibri" w:cs="Times New Roman"/>
+          <w:color w:val="0F1115"/>
+          <w:sz w:val="28"/>
+          <w:szCs w:val="28"/>
+          <w:shd w:val="clear" w:color="auto" w:fill="FFFFFF"/>
+        </w:rPr>
+        <w:t xml:space="preserve"> – </w:t>
+      </w:r>
+      <w:r>
+        <w:rPr>
+          <w:rFonts w:eastAsia="Calibri" w:cs="Times New Roman"/>
+          <w:color w:val="0F1115"/>
+          <w:sz w:val="28"/>
+          <w:szCs w:val="28"/>
+          <w:shd w:val="clear" w:color="auto" w:fill="FFFFFF"/>
+        </w:rPr>
+        <w:t>Вывод сообщения об успешной аутентификации</w:t>
+      </w:r>
+    </w:p>
+    <w:p>
+      <w:pPr>
+        <w:rPr>
+          <w:sz w:val="28"/>
+          <w:szCs w:val="28"/>
+        </w:rPr>
+      </w:pPr>
+    </w:p>
+    <w:p>
+      <w:pPr>
+        <w:spacing w:after="160" w:line="259" w:lineRule="auto"/>
+        <w:ind w:firstLine="0"/>
+        <w:jc w:val="left"/>
+        <w:rPr>
+          <w:rFonts w:cs="Times New Roman"/>
+          <w:sz w:val="28"/>
+          <w:szCs w:val="28"/>
+        </w:rPr>
+      </w:pPr>
+      <w:r>
+        <w:rPr>
+          <w:rFonts w:cs="Times New Roman"/>
+          <w:sz w:val="28"/>
+          <w:szCs w:val="28"/>
+        </w:rPr>
+        <w:br w:type="page"/>
+      </w:r>
+    </w:p>
+    <w:p>
+      <w:pPr>
+        <w:pStyle w:val="a3"/>
+        <w:rPr>
+          <w:rFonts w:eastAsia="Calibri" w:cs="Times New Roman"/>
+          <w:szCs w:val="28"/>
+          <w:shd w:val="clear" w:color="auto" w:fill="FFFFFF"/>
+        </w:rPr>
+      </w:pPr>
+      <w:bookmarkStart w:id="4" w:name="_Toc232289260"/>
+      <w:r>
+        <w:rPr>
+          <w:rFonts w:eastAsia="Calibri" w:cs="Times New Roman"/>
+          <w:szCs w:val="28"/>
+          <w:shd w:val="clear" w:color="auto" w:fill="FFFFFF"/>
+        </w:rPr>
+        <w:lastRenderedPageBreak/>
+        <w:t>Проверка подходящих вводов. Перебор паролей</w:t>
+      </w:r>
+      <w:bookmarkEnd w:id="4"/>
+    </w:p>
+    <w:p>
+      <w:pPr>
+        <w:rPr>
+          <w:sz w:val="28"/>
+          <w:szCs w:val="28"/>
+          <w:shd w:val="clear" w:color="auto" w:fill="FFFFFF"/>
+        </w:rPr>
+      </w:pPr>
+      <w:r>
+        <w:rPr>
+          <w:sz w:val="28"/>
+          <w:szCs w:val="28"/>
+          <w:shd w:val="clear" w:color="auto" w:fill="FFFFFF"/>
+        </w:rPr>
+        <w:t>Осуществим проверку корректности вводимых значений при установленной переменной окружения LOL. В рамках дальнейшего анализа будет рассмотрено множество потенциально допустимых паролей, удовлетворяющих выявленным условиям проверки, с целью определения общего вида или диапазона значений, приводящих к успешному прохождению процедуры валидации.</w:t>
+      </w:r>
+    </w:p>
+    <w:p>
+      <w:pPr>
+        <w:rPr>
+          <w:sz w:val="28"/>
+          <w:szCs w:val="28"/>
+          <w:shd w:val="clear" w:color="auto" w:fill="FFFFFF"/>
+        </w:rPr>
+      </w:pPr>
+      <w:r>
+        <w:rPr>
+          <w:noProof/>
+          <w:sz w:val="28"/>
+          <w:szCs w:val="28"/>
+        </w:rPr>
+        <w:drawing>
+          <wp:inline distT="0" distB="0" distL="0" distR="0" wp14:anchorId="25CED849" wp14:editId="6537744C">
+            <wp:extent cx="5940425" cy="4947285"/>
+            <wp:effectExtent l="0" t="0" r="3175" b="5715"/>
+            <wp:docPr id="10" name="Рисунок 10"/>
+            <wp:cNvGraphicFramePr>
+              <a:graphicFrameLocks xmlns:a="http://schemas.openxmlformats.org/drawingml/2006/main" noChangeAspect="1"/>
+            </wp:cNvGraphicFramePr>
+            <a:graphic xmlns:a="http://schemas.openxmlformats.org/drawingml/2006/main">
+              <a:graphicData uri="http://schemas.openxmlformats.org/drawingml/2006/picture">
+                <pic:pic xmlns:pic="http://schemas.openxmlformats.org/drawingml/2006/picture">
+                  <pic:nvPicPr>
+                    <pic:cNvPr id="1" name=""/>
+                    <pic:cNvPicPr/>
+                  </pic:nvPicPr>
+                  <pic:blipFill>
+                    <a:blip r:embed="rId23"/>
+                    <a:stretch>
+                      <a:fillRect/>
+                    </a:stretch>
+                  </pic:blipFill>
+                  <pic:spPr>
+                    <a:xfrm>
+                      <a:off x="0" y="0"/>
                       <a:ext cx="5940425" cy="4947285"/>
                     </a:xfrm>
                     <a:prstGeom prst="rect">
@@ -2564,7 +4257,7 @@
           <w:szCs w:val="28"/>
           <w:shd w:val="clear" w:color="auto" w:fill="FFFFFF"/>
         </w:rPr>
-        <w:t>9</w:t>
+        <w:t>20</w:t>
       </w:r>
       <w:r>
         <w:rPr>
@@ -3148,7 +4841,7 @@
   <w:style w:type="paragraph" w:default="1" w:styleId="a">
     <w:name w:val="Normal"/>
     <w:qFormat/>
-    <w:rsid w:val="00583138"/>
+    <w:rsid w:val="007A636A"/>
     <w:pPr>
       <w:spacing w:after="0" w:line="360" w:lineRule="auto"/>
       <w:ind w:firstLine="709"/>
